--- a/az/discovery-articles/5.10 Alüminium istehsalı.docx
+++ b/az/discovery-articles/5.10 Alüminium istehsalı.docx
@@ -4,533 +4,351 @@
   <w:body>
     <w:p>
       <w:pPr>
-        <w:keepNext/>
-        <w:spacing w:before="280" w:after="120"/>
+        <w:pStyle w:val="Title"/>
+        <w:widowControl/>
       </w:pPr>
       <w:r>
-        <w:rPr>
-          <w:rFonts w:ascii="Calibri" w:hAnsi="Calibri" w:eastAsia="Calibri"/>
-          <w:b/>
-          <w:i w:val="0"/>
-          <w:color w:val="004E8C"/>
-          <w:sz w:val="44"/>
-        </w:rPr>
         <w:t>5.10 Alüminium istehsalı</w:t>
       </w:r>
     </w:p>
     <w:p>
       <w:pPr>
-        <w:spacing w:after="80"/>
+        <w:keepNext/>
+        <w:widowControl/>
       </w:pPr>
       <w:r>
         <w:rPr>
-          <w:rFonts w:ascii="Calibri" w:hAnsi="Calibri" w:eastAsia="Calibri"/>
-          <w:b w:val="0"/>
-          <w:i/>
-          <w:color w:val="505050"/>
-          <w:sz w:val="22"/>
+          <w:sz w:val="20"/>
         </w:rPr>
-        <w:t>5. Fizika, kimya və materiallar</w:t>
-      </w:r>
-    </w:p>
-    <w:p>
-      <w:pPr>
-        <w:spacing w:after="200"/>
-      </w:pPr>
-      <w:r>
-        <w:rPr>
-          <w:rFonts w:ascii="Calibri" w:hAnsi="Calibri" w:eastAsia="Calibri"/>
-          <w:b w:val="0"/>
-          <w:i/>
-          <w:sz w:val="22"/>
-        </w:rPr>
-        <w:t>Dövr: 1886-cı il (Holl–Eru elektroliz üsulu); alüminium oksidi üçün Bayer prosesi; XX əsrdə kütləvi istifadə | Əsas simalar: Çarlz Martin Holl; Pol Eru; Karl Yozef Bayer; sonrakı alüminium zavodu mühəndisləri</w:t>
-      </w:r>
-    </w:p>
-    <w:p>
-      <w:pPr>
-        <w:spacing w:after="160" w:line="276" w:lineRule="auto"/>
-      </w:pPr>
-      <w:r>
-        <w:rPr>
-          <w:rFonts w:ascii="Calibri" w:hAnsi="Calibri" w:eastAsia="Calibri"/>
-          <w:b w:val="0"/>
-          <w:i w:val="0"/>
-          <w:sz w:val="22"/>
-        </w:rPr>
-        <w:t>Sənaye üsulu ilə alüminium istehsalında metalı filizdən ayırmaq üçün kimyəvi proseslərdən və çox böyük miqdarda elektrik enerjisindən istifadə olunur. Bir vaxtlar bir çox qiymətli metaldan da baha olan alüminium sonradan təyyarələrdə, içki qutularında, binalarda və elektrik xətlərində geniş işlədilən yüngül metala çevrildi.</w:t>
+        <w:t>5 Fizika kimya və materiallar</w:t>
       </w:r>
     </w:p>
     <w:p>
       <w:pPr>
         <w:keepNext/>
-        <w:spacing w:before="240" w:after="120"/>
+        <w:widowControl/>
       </w:pPr>
       <w:r>
         <w:rPr>
-          <w:rFonts w:ascii="Calibri" w:hAnsi="Calibri" w:eastAsia="Calibri"/>
-          <w:b/>
-          <w:i w:val="0"/>
-          <w:color w:val="004E8C"/>
-          <w:sz w:val="28"/>
+          <w:sz w:val="20"/>
         </w:rPr>
-        <w:t>Əsas faktlar</w:t>
+        <w:t>Dövr: 1886 (Holl–Eru elektrolizi); alüminium oksidi üçün Bayer prosesi; XX əsrdə kütləvi istifadə | Əsas şəxslər: Çarlz Martin Holl; Pol Eru; Karl Yozef Bayer; sonrakı əridilmə mühəndisləri</w:t>
+      </w:r>
+    </w:p>
+    <w:p>
+      <w:pPr>
+        <w:widowControl/>
+      </w:pPr>
+      <w:r>
+        <w:t>Sənaye alüminium istehsalı metalı filizdən ayırmaq üçün kimyadan və çoxlu elektrikdən istifadə edir. Bir vaxtlar bir çox qiymətli metaldan baha olan alüminium təyyarələrin, içki qablarının, binaların və elektrik xətlərinin yüngül metalına çevrildi.</w:t>
+      </w:r>
+    </w:p>
+    <w:p>
+      <w:pPr>
+        <w:pStyle w:val="Heading1"/>
+        <w:widowControl/>
+      </w:pPr>
+      <w:r>
+        <w:t>Əsas məlumatlar</w:t>
       </w:r>
     </w:p>
     <w:p>
       <w:pPr>
         <w:pStyle w:val="ListBullet"/>
+        <w:widowControl/>
       </w:pPr>
       <w:r>
-        <w:rPr>
-          <w:rFonts w:ascii="Calibri" w:hAnsi="Calibri" w:eastAsia="Calibri"/>
-          <w:b w:val="0"/>
-          <w:i w:val="0"/>
-          <w:sz w:val="22"/>
-        </w:rPr>
-        <w:t>ABŞ-da Çarlz Martin Holl və Fransada Pol Eru 1886-cı ildə bir-birindən xəbərsiz şəkildə elektrolizlə əritmə üsulunu hazırladılar</w:t>
+        <w:t>ABŞ-da Çarlz Martin Holl və Fransada Pol Eru 1886-cı ildə elektrolitik istehsalı müstəqil hazırladılar.</w:t>
       </w:r>
     </w:p>
     <w:p>
       <w:pPr>
         <w:pStyle w:val="ListBullet"/>
+        <w:widowControl/>
       </w:pPr>
       <w:r>
-        <w:rPr>
-          <w:rFonts w:ascii="Calibri" w:hAnsi="Calibri" w:eastAsia="Calibri"/>
-          <w:b w:val="0"/>
-          <w:i w:val="0"/>
-          <w:sz w:val="22"/>
-        </w:rPr>
-        <w:t>Bayer prosesində boksit filizi əridilməzdən əvvəl təmizlənərək alüminium oksidinə çevrilir</w:t>
+        <w:t>Bayer prosesi elektrolizdən əvvəl boksit filizini alüminium oksidinə çevirib təmizləyir.</w:t>
       </w:r>
     </w:p>
     <w:p>
       <w:pPr>
         <w:pStyle w:val="ListBullet"/>
+        <w:widowControl/>
       </w:pPr>
       <w:r>
-        <w:rPr>
-          <w:rFonts w:ascii="Calibri" w:hAnsi="Calibri" w:eastAsia="Calibri"/>
-          <w:b w:val="0"/>
-          <w:i w:val="0"/>
-          <w:sz w:val="22"/>
-        </w:rPr>
-        <w:t>Alüminium zavodları son dərəcə böyük miqdarda elektrik enerjisi işlədir</w:t>
+        <w:t>Alüminium zavodları çox böyük miqdarda elektrik işlədir.</w:t>
       </w:r>
     </w:p>
     <w:p>
       <w:pPr>
         <w:pStyle w:val="ListBullet"/>
+        <w:widowControl/>
       </w:pPr>
       <w:r>
-        <w:rPr>
-          <w:rFonts w:ascii="Calibri" w:hAnsi="Calibri" w:eastAsia="Calibri"/>
-          <w:b w:val="0"/>
-          <w:i w:val="0"/>
-          <w:sz w:val="22"/>
-        </w:rPr>
-        <w:t>Nazik oksid təbəqəsi alüminiumu sonrakı korroziyadan qoruyur</w:t>
+        <w:t>Nazik oksid təbəqəsi alüminiumu sonrakı korroziyadan qoruyur.</w:t>
       </w:r>
     </w:p>
     <w:p>
       <w:pPr>
         <w:pStyle w:val="ListBullet"/>
+        <w:widowControl/>
       </w:pPr>
       <w:r>
-        <w:rPr>
-          <w:rFonts w:ascii="Calibri" w:hAnsi="Calibri" w:eastAsia="Calibri"/>
-          <w:b w:val="0"/>
-          <w:i w:val="0"/>
-          <w:sz w:val="22"/>
-        </w:rPr>
-        <w:t>Alüminiumun təkrar emalına filizdən ilkin metal istehsalına nisbətən xeyli az enerji sərf olunur</w:t>
+        <w:t>Alüminiumun təkrar emalı filizdən ilkin metal almaqdan xeyli az enerji tələb edir.</w:t>
       </w:r>
     </w:p>
     <w:p>
       <w:pPr>
-        <w:keepNext/>
-        <w:spacing w:before="240" w:after="120"/>
+        <w:pStyle w:val="Heading1"/>
+        <w:widowControl/>
       </w:pPr>
       <w:r>
-        <w:rPr>
-          <w:rFonts w:ascii="Calibri" w:hAnsi="Calibri" w:eastAsia="Calibri"/>
-          <w:b/>
-          <w:i w:val="0"/>
-          <w:color w:val="004E8C"/>
-          <w:sz w:val="28"/>
-        </w:rPr>
         <w:t>Bu nədir</w:t>
       </w:r>
     </w:p>
     <w:p>
       <w:pPr>
-        <w:spacing w:after="160" w:line="276" w:lineRule="auto"/>
+        <w:widowControl/>
       </w:pPr>
       <w:r>
-        <w:rPr>
-          <w:rFonts w:ascii="Calibri" w:hAnsi="Calibri" w:eastAsia="Calibri"/>
-          <w:b w:val="0"/>
-          <w:i w:val="0"/>
-          <w:sz w:val="22"/>
-        </w:rPr>
-        <w:t>Alüminium Yer qabığında geniş yayılsa da, minerallarda oksigenlə çox möhkəm birləşib. Bayer prosesində boksit filizi təmizlənərək alümina adlanan alüminium oksidinə çevrilir. Holl–Eru prosesində alümina ərimiş kriolitdə həll olunur və qarışıqdan elektrik cərəyanı keçirilir. Elektrik enerjisinin yaratdığı kimyəvi çevrilmə — elektroliz nəticəsində vannanın dibində maye alüminium toplanır. Bu üsul adi soba istiliyi ilə asanlıqla ayrıla bilməyən metalı elektrik qüvvəsi ilə birləşmədən azad etməyə bənzəyir.</w:t>
+        <w:t>Alüminium Yer qabığında boldur, lakin minerallarda oksigenlə möhkəm birləşib. Bayer prosesi boksit filizindən alüminium oksidi — alümina — alır. Holl–Eru prosesində bu oksid ərimiş kriolitdə həll edilir və qarışıqdan elektrik cərəyanı keçirilir. Elektriklə yaradılan kimyəvi dəyişiklik olan elektroliz maye alüminiumu vannanın dibində ayırır. Bu, adi soba istiliyinin asanlıqla azad edə bilmədiyi metalın «kilidini» elektriklə açmağa bənzəyir.</w:t>
       </w:r>
     </w:p>
     <w:p>
       <w:pPr>
-        <w:keepNext/>
-        <w:spacing w:before="240" w:after="120"/>
+        <w:pStyle w:val="Heading1"/>
+        <w:widowControl/>
       </w:pPr>
       <w:r>
-        <w:rPr>
-          <w:rFonts w:ascii="Calibri" w:hAnsi="Calibri" w:eastAsia="Calibri"/>
-          <w:b/>
-          <w:i w:val="0"/>
-          <w:color w:val="004E8C"/>
-          <w:sz w:val="28"/>
-        </w:rPr>
-        <w:t>Onu kim kəşf və ya ixtira edib</w:t>
+        <w:t>Kim kəşf edib və ya yaradıb</w:t>
       </w:r>
     </w:p>
     <w:p>
       <w:pPr>
-        <w:spacing w:after="160" w:line="276" w:lineRule="auto"/>
+        <w:widowControl/>
       </w:pPr>
       <w:r>
-        <w:rPr>
-          <w:rFonts w:ascii="Calibri" w:hAnsi="Calibri" w:eastAsia="Calibri"/>
-          <w:b w:val="0"/>
-          <w:i w:val="0"/>
-          <w:sz w:val="22"/>
-        </w:rPr>
-        <w:t>ABŞ-da Çarlz Martin Holl və Fransada Pol Eru 1886-cı ildə bir-birindən xəbərsiz şəkildə oxşar elektroliz üsulları tapdılar. Hər ikisi gənc ixtiraçı idi və digərinin əldə etdiyi nəticədən xəbərsiz çalışırdı. Karl Yozef Bayer 1888-ci ildə boksitdən alüminium oksidini səmərəli şəkildə təmizləməyin üsulunu patentləşdirdi. Bayer və Holl–Eru prosesləri birlikdə müasir istehsal zəncirini formalaşdırdı. Daha əvvəlki kimyaçılar da alüminiumu ayıra bilmişdilər, lakin onların üsulları kütləvi istehsal üçün həddən artıq bahalı idi.</w:t>
+        <w:t>ABŞ-da Çarlz Martin Holl və Fransada Pol Eru 1886-cı ildə müstəqil şəkildə oxşar elektrolitik üsullar tapdılar. Hər ikisi digərinin nəticəsindən xəbərsiz çalışan gənc ixtiraçı idi. Karl Yozef Bayer 1888-ci ildə boksitdən alüminium oksidini səmərəli təmizləmək üsulunu patentləşdirdi. Bayer və Holl–Eru prosesləri birlikdə müasir istehsal zəncirini qurdu. Əvvəlki kimyaçılar alüminiumu ayırmışdılar, lakin onların üsulları kütləvi istifadə üçün çox baha idi.</w:t>
       </w:r>
     </w:p>
     <w:p>
       <w:pPr>
-        <w:keepNext/>
-        <w:spacing w:before="240" w:after="120"/>
+        <w:pStyle w:val="Heading1"/>
+        <w:widowControl/>
       </w:pPr>
       <w:r>
-        <w:rPr>
-          <w:rFonts w:ascii="Calibri" w:hAnsi="Calibri" w:eastAsia="Calibri"/>
-          <w:b/>
-          <w:i w:val="0"/>
-          <w:color w:val="004E8C"/>
-          <w:sz w:val="28"/>
-        </w:rPr>
-        <w:t>Nə vaxt və necə meydana gəlib</w:t>
+        <w:t>Nə vaxt və necə yaranıb</w:t>
       </w:r>
     </w:p>
     <w:p>
       <w:pPr>
-        <w:spacing w:after="160" w:line="276" w:lineRule="auto"/>
+        <w:widowControl/>
       </w:pPr>
       <w:r>
-        <w:rPr>
-          <w:rFonts w:ascii="Calibri" w:hAnsi="Calibri" w:eastAsia="Calibri"/>
-          <w:b w:val="0"/>
-          <w:i w:val="0"/>
-          <w:sz w:val="22"/>
-        </w:rPr>
-        <w:t>1886-cı ilədək saf alüminium baha başa gələn nadir material idi. Elektrik generatorları və enerji şəbəkələri inkişaf etdikcə yeni üsul praktik əhəmiyyət qazandı. Hər elektroliz vannası fasiləsiz işlədiyinə və çox güclü cərəyan tələb etdiyinə görə zavodlar çox vaxt ucuz su elektrik enerjisinin olduğu yerlərdə qurulurdu. Hər iki dünya müharibəsi dövründə təyyarə istehsalına tələbat sahəni sürətlə genişləndirdi. Müharibədən sonra qablaşdırma, tikinti, nəqliyyat vasitələri və elektrik kabelləri əsas bazarlara çevrildi. Sonralar irimiqyaslı təkrar emal filizdən ilkin istehsala nisbətən xeyli az enerji ilə metal əldə etməyə imkan verdi.</w:t>
+        <w:t>1886-cı ildən əvvəl saf alüminium bahalı nadirlik idi. Elektrik generatorları və şəbəkələri böyüdükcə yeni proses praktik oldu. Elektroliz vannaları fasiləsiz işləyib böyük cərəyan çəkdiyindən zavodlar çox vaxt ucuz su elektrik enerjisinin yanında açılırdı. İki dünya müharibəsində təyyarə tələbatı sürətli genişlənməyə səbəb oldu. Müharibədən sonra qablaşdırma, tikinti, nəqliyyat və elektrik kabelləri böyük bazarlara çevrildi. Sonralar genişmiqyaslı təkrar emal ilkin istehsaldan xeyli az enerji ilə metal təmin etdi.</w:t>
       </w:r>
     </w:p>
     <w:p>
       <w:pPr>
-        <w:keepNext/>
-        <w:spacing w:before="240" w:after="120"/>
+        <w:pStyle w:val="Heading1"/>
+        <w:widowControl/>
       </w:pPr>
       <w:r>
-        <w:rPr>
-          <w:rFonts w:ascii="Calibri" w:hAnsi="Calibri" w:eastAsia="Calibri"/>
-          <w:b/>
-          <w:i w:val="0"/>
-          <w:color w:val="004E8C"/>
-          <w:sz w:val="28"/>
-        </w:rPr>
-        <w:t>Elmi baxımdan əhəmiyyəti</w:t>
+        <w:t>Elm üçün əhəmiyyəti</w:t>
       </w:r>
     </w:p>
     <w:p>
       <w:pPr>
-        <w:spacing w:after="160" w:line="276" w:lineRule="auto"/>
+        <w:widowControl/>
       </w:pPr>
       <w:r>
-        <w:rPr>
-          <w:rFonts w:ascii="Calibri" w:hAnsi="Calibri" w:eastAsia="Calibri"/>
-          <w:b w:val="0"/>
-          <w:i w:val="0"/>
-          <w:sz w:val="22"/>
-        </w:rPr>
-        <w:t>Bu üsul elektriklə kimyəvi reaksiyaların qarşılıqlı təsirini öyrənən elektrokimyanın böyük uğuru idi. Ərimiş qarışıqda alüminium ionları müsbət yük daşıyır. Elektroliz vannasının mənfi qütbü olan katodda onlar elektron qəbul edərək metala çevrilir. Tədqiqatçılar alüminiumun korroziyaya davamlılığının səbəbini də müəyyənləşdirdilər: təzə metalın səthində çox tez nazik və bərk oksid qatı yaranır. Sonralar ərintilər haqqında elm alüminiuma az miqdarda başqa elementlər əlavə etməklə onun möhkəmliyini artırdı.</w:t>
+        <w:t>Proses elektriklə kimyəvi reaksiyaların qarşılıqlı təsirini öyrənən elektrokimyanın böyük uğuru idi. Ərimiş qarışıqda alüminium ionları müsbət yüklüdür. Vannanın mənfi elektrodu olan katodda elektron qəbul edib metala çevrilirlər. Tədqiqatçılar alüminiumun korroziyaya davamlılığını da anladılar: təzə metal tezliklə nazik, sərt oksid örtüyü yaradır. Ərinti elmi sonra möhkəmliyi artırmaq üçün alüminiumu az miqdarda başqa elementlərlə birləşdirdi.</w:t>
       </w:r>
     </w:p>
     <w:p>
       <w:pPr>
-        <w:keepNext/>
-        <w:spacing w:before="240" w:after="120"/>
+        <w:pStyle w:val="Heading1"/>
+        <w:widowControl/>
       </w:pPr>
       <w:r>
-        <w:rPr>
-          <w:rFonts w:ascii="Calibri" w:hAnsi="Calibri" w:eastAsia="Calibri"/>
-          <w:b/>
-          <w:i w:val="0"/>
-          <w:color w:val="004E8C"/>
-          <w:sz w:val="28"/>
-        </w:rPr>
-        <w:t>Sonrakı inkişaflara necə təsir göstərib</w:t>
+        <w:t>Sonrakı inkişafa təsiri</w:t>
       </w:r>
     </w:p>
     <w:p>
       <w:pPr>
-        <w:spacing w:after="160" w:line="276" w:lineRule="auto"/>
+        <w:widowControl/>
       </w:pPr>
       <w:r>
-        <w:rPr>
-          <w:rFonts w:ascii="Calibri" w:hAnsi="Calibri" w:eastAsia="Calibri"/>
-          <w:b w:val="0"/>
-          <w:i w:val="0"/>
-          <w:sz w:val="22"/>
-        </w:rPr>
-        <w:t>Ucuz alüminium yüngül təyyarə gövdələrinin, pəncərə çərçivələrinin, mühərrik hissələrinin, içki qutularının və uzaq məsafəli elektrik xətlərinin geniş istifadəsini mümkün etdi. Yüngül olması nəqliyyat vasitəsinin hərəkətinə sərf olunan yanacağı azalda bilər. Ərintilərin inkişafı ilk təyyarələrdə işlədilən düralümin və sonrakı dövrlərin daha möhkəm materiallarını ortaya çıxardı. Müasir tədqiqatlar aşağı karbonlu elektrik enerjisinə, təkrar emalın yaxşılaşdırılmasına və karbon anodlarını əvəz edə biləcək inert anodlara yönəlib. Məqsəd metalın faydalı xassələrini qoruyaraq zərərli emissiyaları azaltmaqdır.</w:t>
+        <w:t>Ucuz alüminium yüngül təyyarə gövdələrini, pəncərə çərçivələrini, mühərrik hissələrini, içki qablarını və uzaq məsafəli elektrik xətlərini praktik etdi. Aşağı çəki nəqliyyatın yanacaq ehtiyacını azalda bilər. Ərintilər erkən təyyarələr üçün düralümin və sonralar daha möhkəm markalar verdi. Müasir işlər aşağı karbonlu elektrik, yaxşı təkrar emal və karbon anodlarını əvəz edə biləcək inert, yəni reaksiyada iştirak etməyən anodlar üzərindədir. Məqsəd metalın faydalı xassələrini itirmədən emissiyanı azaltmaqdır.</w:t>
       </w:r>
     </w:p>
     <w:p>
       <w:pPr>
-        <w:keepNext/>
-        <w:spacing w:before="240" w:after="120"/>
+        <w:pStyle w:val="Heading1"/>
+        <w:widowControl/>
       </w:pPr>
       <w:r>
-        <w:rPr>
-          <w:rFonts w:ascii="Calibri" w:hAnsi="Calibri" w:eastAsia="Calibri"/>
-          <w:b/>
-          <w:i w:val="0"/>
-          <w:color w:val="004E8C"/>
-          <w:sz w:val="28"/>
-        </w:rPr>
         <w:t>İnsan həyatını necə dəyişib</w:t>
       </w:r>
     </w:p>
     <w:p>
       <w:pPr>
-        <w:spacing w:after="160" w:line="276" w:lineRule="auto"/>
+        <w:widowControl/>
       </w:pPr>
       <w:r>
-        <w:rPr>
-          <w:rFonts w:ascii="Calibri" w:hAnsi="Calibri" w:eastAsia="Calibri"/>
-          <w:b w:val="0"/>
-          <w:i w:val="0"/>
-          <w:sz w:val="22"/>
-        </w:rPr>
-        <w:t>İnsanlar alüminium qablarda yemək bişirir, yüngül qutulardan içki içir, alüminium gövdəli təyyarələrlə səyahət edir və alüminium kabellər vasitəsilə elektrik enerjisi alırlar. Daha yüngül qablaşdırma və nəqliyyat vasitələri bəzi daşınma xərclərini azaltdı. Lakin boksit hasilatı landşaftı dəyişir, filizin təmizlənməsi kaustik qırmızı şlam yaradır, elektroliz isə nəhəng enerji tələb edir. Bəzi yerlərdə bəndlər və alüminium zavodları çayları və icmaların həyatını dəyişdirib. Təkrar emal yükü azaldır: köhnə içki qutusu filizdən metal almaq üçün lazım olan enerjinin yalnız kiçik bir hissəsi hesabına yenisinə çevrilə bilər.</w:t>
+        <w:t>İnsanlar alüminium qablarda yemək bişirir, yüngül bankalardan içir, alüminium gövdəli təyyarələrlə uçur və alüminium kabellərlə elektrik alırlar. Yüngül qablaşdırma və nəqliyyat bəzi daşıma xərclərini azaltdı. Lakin boksit mədənləri landşaftı dəyişir, təmizləmə aşındırıcı qırmızı şlam tullantısı yaradır, elektroliz isə nəhəng elektrik tələb edir. Bəzi yerlərdə bəndlər və zavodlar çayları və icmaları dəyişdirdi. Təkrar emal kömək edir: köhnə içki qabı filizdən metal almağın enerjisinin yalnız kiçik hissəsi ilə yenisinə çevrilə bilər.</w:t>
       </w:r>
     </w:p>
     <w:p>
       <w:pPr>
-        <w:keepNext/>
-        <w:spacing w:before="240" w:after="120"/>
+        <w:pStyle w:val="Heading1"/>
+        <w:widowControl/>
       </w:pPr>
       <w:r>
-        <w:rPr>
-          <w:rFonts w:ascii="Calibri" w:hAnsi="Calibri" w:eastAsia="Calibri"/>
-          <w:b/>
-          <w:i w:val="0"/>
-          <w:color w:val="004E8C"/>
-          <w:sz w:val="28"/>
-        </w:rPr>
         <w:t>Mənbələr və istinadlar</w:t>
       </w:r>
     </w:p>
     <w:p>
       <w:pPr>
-        <w:keepNext/>
-        <w:spacing w:before="240" w:after="120"/>
+        <w:pStyle w:val="Heading2"/>
+        <w:widowControl/>
       </w:pPr>
       <w:r>
         <w:rPr>
-          <w:rFonts w:ascii="Calibri" w:hAnsi="Calibri" w:eastAsia="Calibri"/>
-          <w:b/>
-          <w:i w:val="0"/>
-          <w:color w:val="004E8C"/>
-          <w:sz w:val="24"/>
+          <w:sz w:val="20"/>
         </w:rPr>
-        <w:t>C. Təşkilatların materialları və ensiklopedik mənbələr</w:t>
+        <w:t>C Qurumların materialları və ensiklopedik mənbələr</w:t>
       </w:r>
     </w:p>
     <w:p>
       <w:pPr>
-        <w:spacing w:after="80"/>
-        <w:ind w:left="360"/>
+        <w:widowControl/>
       </w:pPr>
       <w:r>
         <w:rPr>
-          <w:rFonts w:ascii="Calibri" w:hAnsi="Calibri" w:eastAsia="Calibri"/>
-          <w:b w:val="0"/>
-          <w:i w:val="0"/>
-          <w:sz w:val="22"/>
+          <w:sz w:val="20"/>
         </w:rPr>
-        <w:t>1. Encyclopaedia Britannica. “Aluminum processing” (“Alüminiumun emalı”).</w:t>
-      </w:r>
-      <w:r>
-        <w:rPr>
-          <w:rFonts w:ascii="Calibri" w:hAnsi="Calibri" w:eastAsia="Calibri"/>
-          <w:b w:val="0"/>
-          <w:i w:val="0"/>
-          <w:sz w:val="22"/>
-        </w:rPr>
-        <w:t xml:space="preserve"> </w:t>
+        <w:t xml:space="preserve">1. Encyclopaedia Britannica. 'Aluminum processing.' </w:t>
       </w:r>
       <w:hyperlink r:id="rId9">
         <w:r>
           <w:rPr>
-            <w:rFonts w:ascii="Calibri" w:hAnsi="Calibri" w:eastAsia="Calibri"/>
-            <w:b w:val="0"/>
-            <w:i w:val="0"/>
-            <w:sz w:val="22"/>
-            <w:color w:val="0563C1"/>
-            <w:u w:val="single"/>
+            <w:sz w:val="20"/>
           </w:rPr>
           <w:t>https://www.britannica.com/technology/aluminum-processing</w:t>
         </w:r>
       </w:hyperlink>
+      <w:r>
+        <w:rPr>
+          <w:sz w:val="20"/>
+        </w:rPr>
+      </w:r>
     </w:p>
     <w:p>
       <w:pPr>
-        <w:spacing w:after="80"/>
-        <w:ind w:left="360"/>
+        <w:widowControl/>
       </w:pPr>
       <w:r>
         <w:rPr>
-          <w:rFonts w:ascii="Calibri" w:hAnsi="Calibri" w:eastAsia="Calibri"/>
-          <w:b w:val="0"/>
-          <w:i w:val="0"/>
-          <w:sz w:val="22"/>
+          <w:sz w:val="20"/>
         </w:rPr>
-        <w:t>2. Encyclopaedia Britannica. “Charles Martin Hall” (“Çarlz Martin Holl”).</w:t>
-      </w:r>
-      <w:r>
-        <w:rPr>
-          <w:rFonts w:ascii="Calibri" w:hAnsi="Calibri" w:eastAsia="Calibri"/>
-          <w:b w:val="0"/>
-          <w:i w:val="0"/>
-          <w:sz w:val="22"/>
-        </w:rPr>
-        <w:t xml:space="preserve"> </w:t>
+        <w:t xml:space="preserve">2. Encyclopaedia Britannica. 'Charles Martin Hall.' </w:t>
       </w:r>
       <w:hyperlink r:id="rId10">
         <w:r>
           <w:rPr>
-            <w:rFonts w:ascii="Calibri" w:hAnsi="Calibri" w:eastAsia="Calibri"/>
-            <w:b w:val="0"/>
-            <w:i w:val="0"/>
-            <w:sz w:val="22"/>
-            <w:color w:val="0563C1"/>
-            <w:u w:val="single"/>
+            <w:sz w:val="20"/>
           </w:rPr>
           <w:t>https://www.britannica.com/biography/Charles-Martin-Hall</w:t>
         </w:r>
       </w:hyperlink>
+      <w:r>
+        <w:rPr>
+          <w:sz w:val="20"/>
+        </w:rPr>
+      </w:r>
     </w:p>
     <w:p>
       <w:pPr>
-        <w:spacing w:after="80"/>
-        <w:ind w:left="360"/>
+        <w:widowControl/>
       </w:pPr>
       <w:r>
         <w:rPr>
-          <w:rFonts w:ascii="Calibri" w:hAnsi="Calibri" w:eastAsia="Calibri"/>
-          <w:b w:val="0"/>
-          <w:i w:val="0"/>
-          <w:sz w:val="22"/>
+          <w:sz w:val="20"/>
         </w:rPr>
-        <w:t>3. Encyclopaedia Britannica. “Paul-Louis-Toussaint Héroult” (“Pol-Lui-Tussen Eru”).</w:t>
-      </w:r>
-      <w:r>
-        <w:rPr>
-          <w:rFonts w:ascii="Calibri" w:hAnsi="Calibri" w:eastAsia="Calibri"/>
-          <w:b w:val="0"/>
-          <w:i w:val="0"/>
-          <w:sz w:val="22"/>
-        </w:rPr>
-        <w:t xml:space="preserve"> </w:t>
+        <w:t xml:space="preserve">3. Encyclopaedia Britannica. 'Paul-Louis-Toussaint Heroult.' </w:t>
       </w:r>
       <w:hyperlink r:id="rId11">
         <w:r>
           <w:rPr>
-            <w:rFonts w:ascii="Calibri" w:hAnsi="Calibri" w:eastAsia="Calibri"/>
-            <w:b w:val="0"/>
-            <w:i w:val="0"/>
-            <w:sz w:val="22"/>
-            <w:color w:val="0563C1"/>
-            <w:u w:val="single"/>
+            <w:sz w:val="20"/>
           </w:rPr>
           <w:t>https://www.britannica.com/biography/Paul-Louis-Toussaint-Heroult</w:t>
         </w:r>
       </w:hyperlink>
-    </w:p>
-    <w:p>
-      <w:pPr>
-        <w:keepNext/>
-        <w:spacing w:before="240" w:after="120"/>
-      </w:pPr>
       <w:r>
         <w:rPr>
-          <w:rFonts w:ascii="Calibri" w:hAnsi="Calibri" w:eastAsia="Calibri"/>
-          <w:b/>
-          <w:i w:val="0"/>
-          <w:color w:val="004E8C"/>
-          <w:sz w:val="24"/>
+          <w:sz w:val="20"/>
         </w:rPr>
-        <w:t>H. Peşəkar cəmiyyətlər və standartlaşdırma qurumları</w:t>
       </w:r>
     </w:p>
     <w:p>
       <w:pPr>
-        <w:spacing w:after="80"/>
-        <w:ind w:left="360"/>
+        <w:pStyle w:val="Heading2"/>
+        <w:widowControl/>
       </w:pPr>
       <w:r>
         <w:rPr>
-          <w:rFonts w:ascii="Calibri" w:hAnsi="Calibri" w:eastAsia="Calibri"/>
-          <w:b w:val="0"/>
-          <w:i w:val="0"/>
-          <w:sz w:val="22"/>
+          <w:sz w:val="20"/>
         </w:rPr>
-        <w:t>1. American Chemical Society. “Production of Aluminum: The Hall-Heroult Process” (“Alüminium istehsalı: Holl–Eru prosesi”) — Milli Tarixi Kimya Abidəsi.</w:t>
+        <w:t>H Peşə birlikləri və standartlaşdırma qurumları</w:t>
       </w:r>
+    </w:p>
+    <w:p>
+      <w:pPr>
+        <w:widowControl/>
+      </w:pPr>
       <w:r>
         <w:rPr>
-          <w:rFonts w:ascii="Calibri" w:hAnsi="Calibri" w:eastAsia="Calibri"/>
-          <w:b w:val="0"/>
-          <w:i w:val="0"/>
-          <w:sz w:val="22"/>
+          <w:sz w:val="20"/>
         </w:rPr>
-        <w:t xml:space="preserve"> </w:t>
+        <w:t xml:space="preserve">1. American Chemical Society. 'Production of Aluminum: The Hall-Heroult Process.' National Historic Chemical Landmark. </w:t>
       </w:r>
       <w:hyperlink r:id="rId12">
         <w:r>
           <w:rPr>
-            <w:rFonts w:ascii="Calibri" w:hAnsi="Calibri" w:eastAsia="Calibri"/>
-            <w:b w:val="0"/>
-            <w:i w:val="0"/>
-            <w:sz w:val="22"/>
-            <w:color w:val="0563C1"/>
-            <w:u w:val="single"/>
+            <w:sz w:val="20"/>
           </w:rPr>
           <w:t>https://www.acs.org/education/whatischemistry/landmarks/aluminumprocess.html</w:t>
         </w:r>
       </w:hyperlink>
+      <w:r>
+        <w:rPr>
+          <w:sz w:val="20"/>
+        </w:rPr>
+      </w:r>
     </w:p>
     <w:sectPr>
-      <w:pgSz w:w="12240" w:h="15840"/>
-      <w:pgMar w:top="1296" w:right="1440" w:bottom="1296" w:left="1440" w:header="720" w:footer="720" w:gutter="0"/>
+      <w:footerReference w:type="default" r:id="rId13"/>
+      <w:pgSz w:w="11906" w:h="16838"/>
+      <w:pgMar w:top="1020" w:right="1134" w:bottom="1020" w:left="1134" w:header="720" w:footer="720" w:gutter="0"/>
       <w:cols w:space="720"/>
       <w:docGrid w:linePitch="360"/>
     </w:sectPr>
   </w:body>
 </w:document>
+</file>
+
+<file path=word/footer1.xml><?xml version="1.0" encoding="utf-8"?>
+<w:ftr xmlns:m="http://schemas.openxmlformats.org/officeDocument/2006/math" xmlns:mc="http://schemas.openxmlformats.org/markup-compatibility/2006" xmlns:mo="http://schemas.microsoft.com/office/mac/office/2008/main" xmlns:mv="urn:schemas-microsoft-com:mac:vml" xmlns:o="urn:schemas-microsoft-com:office:office" xmlns:r="http://schemas.openxmlformats.org/officeDocument/2006/relationships" xmlns:v="urn:schemas-microsoft-com:vml" xmlns:w10="urn:schemas-microsoft-com:office:word" xmlns:w14="http://schemas.microsoft.com/office/word/2010/wordml" xmlns:w="http://schemas.openxmlformats.org/wordprocessingml/2006/main" xmlns:wne="http://schemas.microsoft.com/office/word/2006/wordml" xmlns:wp14="http://schemas.microsoft.com/office/word/2010/wordprocessingDrawing" xmlns:wp="http://schemas.openxmlformats.org/drawingml/2006/wordprocessingDrawing" xmlns:wpc="http://schemas.microsoft.com/office/word/2010/wordprocessingCanvas" xmlns:wpg="http://schemas.microsoft.com/office/word/2010/wordprocessingGroup" xmlns:wpi="http://schemas.microsoft.com/office/word/2010/wordprocessingInk" xmlns:wps="http://schemas.microsoft.com/office/word/2010/wordprocessingShape" mc:Ignorable="w14 wp14">
+  <w:p>
+    <w:pPr>
+      <w:pStyle w:val="Footer"/>
+      <w:jc w:val="right"/>
+    </w:pPr>
+    <w:fldSimple w:instr="PAGE"/>
+  </w:p>
+</w:ftr>
 </file>
 
 <file path=word/numbering.xml><?xml version="1.0" encoding="utf-8"?>
@@ -741,7 +559,7 @@
   <w:docDefaults>
     <w:rPrDefault>
       <w:rPr>
-        <w:rFonts w:asciiTheme="minorHAnsi" w:eastAsiaTheme="minorEastAsia" w:hAnsiTheme="minorHAnsi" w:cstheme="minorBidi"/>
+        <w:rFonts/>
         <w:sz w:val="22"/>
         <w:szCs w:val="22"/>
         <w:lang w:val="en-US" w:eastAsia="en-US" w:bidi="ar-SA"/>
@@ -896,6 +714,15 @@
     <w:name w:val="Normal"/>
     <w:qFormat/>
     <w:rsid w:val="00FC693F"/>
+    <w:pPr>
+      <w:spacing w:after="120" w:line="259" w:lineRule="auto"/>
+    </w:pPr>
+    <w:rPr>
+      <w:rFonts w:ascii="Times New Roman" w:hAnsi="Times New Roman"/>
+      <w:color w:val="000000"/>
+      <w:sz w:val="24"/>
+      <w:lang w:val="az-Latn-AZ"/>
+    </w:rPr>
   </w:style>
   <w:style w:type="paragraph" w:styleId="Header">
     <w:name w:val="header"/>
@@ -952,16 +779,17 @@
     <w:pPr>
       <w:keepNext/>
       <w:keepLines/>
-      <w:spacing w:before="480" w:after="0"/>
+      <w:spacing w:before="480" w:after="120" w:line="259" w:lineRule="auto"/>
       <w:outlineLvl w:val="0"/>
     </w:pPr>
     <w:rPr>
-      <w:rFonts w:asciiTheme="majorHAnsi" w:eastAsiaTheme="majorEastAsia" w:hAnsiTheme="majorHAnsi" w:cstheme="majorBidi"/>
+      <w:rFonts w:ascii="Times New Roman" w:hAnsi="Times New Roman"/>
       <w:b/>
       <w:bCs/>
-      <w:color w:val="365F91" w:themeColor="accent1" w:themeShade="BF"/>
-      <w:sz w:val="28"/>
+      <w:color w:val="000000"/>
+      <w:sz w:val="26"/>
       <w:szCs w:val="28"/>
+      <w:lang w:val="az-Latn-AZ"/>
     </w:rPr>
   </w:style>
   <w:style w:type="paragraph" w:styleId="Heading2">
@@ -976,16 +804,17 @@
     <w:pPr>
       <w:keepNext/>
       <w:keepLines/>
-      <w:spacing w:before="200" w:after="0"/>
+      <w:spacing w:before="200" w:after="120" w:line="259" w:lineRule="auto"/>
       <w:outlineLvl w:val="1"/>
     </w:pPr>
     <w:rPr>
-      <w:rFonts w:asciiTheme="majorHAnsi" w:eastAsiaTheme="majorEastAsia" w:hAnsiTheme="majorHAnsi" w:cstheme="majorBidi"/>
+      <w:rFonts w:ascii="Times New Roman" w:hAnsi="Times New Roman"/>
       <w:b/>
       <w:bCs/>
-      <w:color w:val="4F81BD" w:themeColor="accent1"/>
+      <w:color w:val="000000"/>
       <w:sz w:val="26"/>
       <w:szCs w:val="26"/>
+      <w:lang w:val="az-Latn-AZ"/>
     </w:rPr>
   </w:style>
   <w:style w:type="paragraph" w:styleId="Heading3">
@@ -1004,7 +833,7 @@
       <w:outlineLvl w:val="2"/>
     </w:pPr>
     <w:rPr>
-      <w:rFonts w:asciiTheme="majorHAnsi" w:eastAsiaTheme="majorEastAsia" w:hAnsiTheme="majorHAnsi" w:cstheme="majorBidi"/>
+      <w:rFonts/>
       <w:b/>
       <w:bCs/>
       <w:color w:val="4F81BD" w:themeColor="accent1"/>
@@ -1027,7 +856,7 @@
       <w:outlineLvl w:val="3"/>
     </w:pPr>
     <w:rPr>
-      <w:rFonts w:asciiTheme="majorHAnsi" w:eastAsiaTheme="majorEastAsia" w:hAnsiTheme="majorHAnsi" w:cstheme="majorBidi"/>
+      <w:rFonts/>
       <w:b/>
       <w:bCs/>
       <w:i/>
@@ -1052,7 +881,7 @@
       <w:outlineLvl w:val="4"/>
     </w:pPr>
     <w:rPr>
-      <w:rFonts w:asciiTheme="majorHAnsi" w:eastAsiaTheme="majorEastAsia" w:hAnsiTheme="majorHAnsi" w:cstheme="majorBidi"/>
+      <w:rFonts/>
       <w:color w:val="243F60" w:themeColor="accent1" w:themeShade="7F"/>
     </w:rPr>
   </w:style>
@@ -1073,7 +902,7 @@
       <w:outlineLvl w:val="5"/>
     </w:pPr>
     <w:rPr>
-      <w:rFonts w:asciiTheme="majorHAnsi" w:eastAsiaTheme="majorEastAsia" w:hAnsiTheme="majorHAnsi" w:cstheme="majorBidi"/>
+      <w:rFonts/>
       <w:i/>
       <w:iCs/>
       <w:color w:val="243F60" w:themeColor="accent1" w:themeShade="7F"/>
@@ -1096,7 +925,7 @@
       <w:outlineLvl w:val="6"/>
     </w:pPr>
     <w:rPr>
-      <w:rFonts w:asciiTheme="majorHAnsi" w:eastAsiaTheme="majorEastAsia" w:hAnsiTheme="majorHAnsi" w:cstheme="majorBidi"/>
+      <w:rFonts/>
       <w:i/>
       <w:iCs/>
       <w:color w:val="404040" w:themeColor="text1" w:themeTint="BF"/>
@@ -1119,7 +948,7 @@
       <w:outlineLvl w:val="7"/>
     </w:pPr>
     <w:rPr>
-      <w:rFonts w:asciiTheme="majorHAnsi" w:eastAsiaTheme="majorEastAsia" w:hAnsiTheme="majorHAnsi" w:cstheme="majorBidi"/>
+      <w:rFonts/>
       <w:color w:val="4F81BD" w:themeColor="accent1"/>
       <w:sz w:val="20"/>
       <w:szCs w:val="20"/>
@@ -1142,7 +971,7 @@
       <w:outlineLvl w:val="8"/>
     </w:pPr>
     <w:rPr>
-      <w:rFonts w:asciiTheme="majorHAnsi" w:eastAsiaTheme="majorEastAsia" w:hAnsiTheme="majorHAnsi" w:cstheme="majorBidi"/>
+      <w:rFonts/>
       <w:i/>
       <w:iCs/>
       <w:color w:val="404040" w:themeColor="text1" w:themeTint="BF"/>
@@ -1193,7 +1022,7 @@
     <w:uiPriority w:val="9"/>
     <w:rsid w:val="00FC693F"/>
     <w:rPr>
-      <w:rFonts w:asciiTheme="majorHAnsi" w:eastAsiaTheme="majorEastAsia" w:hAnsiTheme="majorHAnsi" w:cstheme="majorBidi"/>
+      <w:rFonts/>
       <w:b/>
       <w:bCs/>
       <w:color w:val="365F91" w:themeColor="accent1" w:themeShade="BF"/>
@@ -1208,7 +1037,7 @@
     <w:uiPriority w:val="9"/>
     <w:rsid w:val="00FC693F"/>
     <w:rPr>
-      <w:rFonts w:asciiTheme="majorHAnsi" w:eastAsiaTheme="majorEastAsia" w:hAnsiTheme="majorHAnsi" w:cstheme="majorBidi"/>
+      <w:rFonts/>
       <w:b/>
       <w:bCs/>
       <w:color w:val="4F81BD" w:themeColor="accent1"/>
@@ -1223,7 +1052,7 @@
     <w:uiPriority w:val="9"/>
     <w:rsid w:val="00FC693F"/>
     <w:rPr>
-      <w:rFonts w:asciiTheme="majorHAnsi" w:eastAsiaTheme="majorEastAsia" w:hAnsiTheme="majorHAnsi" w:cstheme="majorBidi"/>
+      <w:rFonts/>
       <w:b/>
       <w:bCs/>
       <w:color w:val="4F81BD" w:themeColor="accent1"/>
@@ -1238,19 +1067,17 @@
     <w:qFormat/>
     <w:rsid w:val="00FC693F"/>
     <w:pPr>
-      <w:pBdr>
-        <w:bottom w:val="single" w:sz="8" w:space="4" w:color="4F81BD" w:themeColor="accent1"/>
-      </w:pBdr>
-      <w:spacing w:after="300" w:line="240" w:lineRule="auto"/>
+      <w:spacing w:after="120" w:line="259" w:lineRule="auto"/>
       <w:contextualSpacing/>
     </w:pPr>
     <w:rPr>
-      <w:rFonts w:asciiTheme="majorHAnsi" w:eastAsiaTheme="majorEastAsia" w:hAnsiTheme="majorHAnsi" w:cstheme="majorBidi"/>
-      <w:color w:val="17365D" w:themeColor="text2" w:themeShade="BF"/>
+      <w:rFonts w:ascii="Times New Roman" w:hAnsi="Times New Roman"/>
+      <w:color w:val="000000"/>
       <w:spacing w:val="5"/>
       <w:kern w:val="28"/>
-      <w:sz w:val="52"/>
+      <w:sz w:val="40"/>
       <w:szCs w:val="52"/>
+      <w:lang w:val="az-Latn-AZ"/>
     </w:rPr>
   </w:style>
   <w:style w:type="character" w:customStyle="1" w:styleId="TitleChar">
@@ -1260,7 +1087,7 @@
     <w:uiPriority w:val="10"/>
     <w:rsid w:val="00FC693F"/>
     <w:rPr>
-      <w:rFonts w:asciiTheme="majorHAnsi" w:eastAsiaTheme="majorEastAsia" w:hAnsiTheme="majorHAnsi" w:cstheme="majorBidi"/>
+      <w:rFonts/>
       <w:color w:val="17365D" w:themeColor="text2" w:themeShade="BF"/>
       <w:spacing w:val="5"/>
       <w:kern w:val="28"/>
@@ -1282,7 +1109,7 @@
       </w:numPr>
     </w:pPr>
     <w:rPr>
-      <w:rFonts w:asciiTheme="majorHAnsi" w:eastAsiaTheme="majorEastAsia" w:hAnsiTheme="majorHAnsi" w:cstheme="majorBidi"/>
+      <w:rFonts/>
       <w:i/>
       <w:iCs/>
       <w:color w:val="4F81BD" w:themeColor="accent1"/>
@@ -1298,7 +1125,7 @@
     <w:uiPriority w:val="11"/>
     <w:rsid w:val="00FC693F"/>
     <w:rPr>
-      <w:rFonts w:asciiTheme="majorHAnsi" w:eastAsiaTheme="majorEastAsia" w:hAnsiTheme="majorHAnsi" w:cstheme="majorBidi"/>
+      <w:rFonts/>
       <w:i/>
       <w:iCs/>
       <w:color w:val="4F81BD" w:themeColor="accent1"/>
@@ -1423,8 +1250,15 @@
       <w:numPr>
         <w:numId w:val="1"/>
       </w:numPr>
+      <w:spacing w:after="120" w:line="259" w:lineRule="auto"/>
       <w:contextualSpacing/>
     </w:pPr>
+    <w:rPr>
+      <w:rFonts w:ascii="Times New Roman" w:hAnsi="Times New Roman"/>
+      <w:color w:val="000000"/>
+      <w:sz w:val="24"/>
+      <w:lang w:val="az-Latn-AZ"/>
+    </w:rPr>
   </w:style>
   <w:style w:type="paragraph" w:styleId="ListBullet2">
     <w:name w:val="List Bullet 2"/>
@@ -1596,7 +1430,7 @@
     <w:semiHidden/>
     <w:rsid w:val="00FC693F"/>
     <w:rPr>
-      <w:rFonts w:asciiTheme="majorHAnsi" w:eastAsiaTheme="majorEastAsia" w:hAnsiTheme="majorHAnsi" w:cstheme="majorBidi"/>
+      <w:rFonts/>
       <w:b/>
       <w:bCs/>
       <w:i/>
@@ -1612,7 +1446,7 @@
     <w:semiHidden/>
     <w:rsid w:val="00FC693F"/>
     <w:rPr>
-      <w:rFonts w:asciiTheme="majorHAnsi" w:eastAsiaTheme="majorEastAsia" w:hAnsiTheme="majorHAnsi" w:cstheme="majorBidi"/>
+      <w:rFonts/>
       <w:color w:val="243F60" w:themeColor="accent1" w:themeShade="7F"/>
     </w:rPr>
   </w:style>
@@ -1624,7 +1458,7 @@
     <w:semiHidden/>
     <w:rsid w:val="00FC693F"/>
     <w:rPr>
-      <w:rFonts w:asciiTheme="majorHAnsi" w:eastAsiaTheme="majorEastAsia" w:hAnsiTheme="majorHAnsi" w:cstheme="majorBidi"/>
+      <w:rFonts/>
       <w:i/>
       <w:iCs/>
       <w:color w:val="243F60" w:themeColor="accent1" w:themeShade="7F"/>
@@ -1638,7 +1472,7 @@
     <w:semiHidden/>
     <w:rsid w:val="00FC693F"/>
     <w:rPr>
-      <w:rFonts w:asciiTheme="majorHAnsi" w:eastAsiaTheme="majorEastAsia" w:hAnsiTheme="majorHAnsi" w:cstheme="majorBidi"/>
+      <w:rFonts/>
       <w:i/>
       <w:iCs/>
       <w:color w:val="404040" w:themeColor="text1" w:themeTint="BF"/>
@@ -1652,7 +1486,7 @@
     <w:semiHidden/>
     <w:rsid w:val="00FC693F"/>
     <w:rPr>
-      <w:rFonts w:asciiTheme="majorHAnsi" w:eastAsiaTheme="majorEastAsia" w:hAnsiTheme="majorHAnsi" w:cstheme="majorBidi"/>
+      <w:rFonts/>
       <w:color w:val="4F81BD" w:themeColor="accent1"/>
       <w:sz w:val="20"/>
       <w:szCs w:val="20"/>
@@ -1666,7 +1500,7 @@
     <w:semiHidden/>
     <w:rsid w:val="00FC693F"/>
     <w:rPr>
-      <w:rFonts w:asciiTheme="majorHAnsi" w:eastAsiaTheme="majorEastAsia" w:hAnsiTheme="majorHAnsi" w:cstheme="majorBidi"/>
+      <w:rFonts/>
       <w:i/>
       <w:iCs/>
       <w:color w:val="404040" w:themeColor="text1" w:themeTint="BF"/>
@@ -1725,9 +1559,6 @@
     <w:qFormat/>
     <w:rsid w:val="00FC693F"/>
     <w:pPr>
-      <w:pBdr>
-        <w:bottom w:val="single" w:sz="4" w:space="4" w:color="4F81BD" w:themeColor="accent1"/>
-      </w:pBdr>
       <w:spacing w:before="200" w:after="280"/>
       <w:ind w:left="936" w:right="936"/>
     </w:pPr>
@@ -3255,7 +3086,7 @@
         <w:spacing w:before="0" w:after="0" w:line="240" w:lineRule="auto"/>
       </w:pPr>
       <w:rPr>
-        <w:rFonts w:asciiTheme="majorHAnsi" w:eastAsiaTheme="majorEastAsia" w:hAnsiTheme="majorHAnsi" w:cstheme="majorBidi"/>
+        <w:rFonts/>
         <w:b/>
         <w:bCs/>
       </w:rPr>
@@ -3276,7 +3107,7 @@
         <w:spacing w:before="0" w:after="0" w:line="240" w:lineRule="auto"/>
       </w:pPr>
       <w:rPr>
-        <w:rFonts w:asciiTheme="majorHAnsi" w:eastAsiaTheme="majorEastAsia" w:hAnsiTheme="majorHAnsi" w:cstheme="majorBidi"/>
+        <w:rFonts/>
         <w:b/>
         <w:bCs/>
       </w:rPr>
@@ -3294,14 +3125,14 @@
     </w:tblStylePr>
     <w:tblStylePr w:type="firstCol">
       <w:rPr>
-        <w:rFonts w:asciiTheme="majorHAnsi" w:eastAsiaTheme="majorEastAsia" w:hAnsiTheme="majorHAnsi" w:cstheme="majorBidi"/>
+        <w:rFonts/>
         <w:b/>
         <w:bCs/>
       </w:rPr>
     </w:tblStylePr>
     <w:tblStylePr w:type="lastCol">
       <w:rPr>
-        <w:rFonts w:asciiTheme="majorHAnsi" w:eastAsiaTheme="majorEastAsia" w:hAnsiTheme="majorHAnsi" w:cstheme="majorBidi"/>
+        <w:rFonts/>
         <w:b/>
         <w:bCs/>
       </w:rPr>
@@ -3385,7 +3216,7 @@
         <w:spacing w:before="0" w:after="0" w:line="240" w:lineRule="auto"/>
       </w:pPr>
       <w:rPr>
-        <w:rFonts w:asciiTheme="majorHAnsi" w:eastAsiaTheme="majorEastAsia" w:hAnsiTheme="majorHAnsi" w:cstheme="majorBidi"/>
+        <w:rFonts/>
         <w:b/>
         <w:bCs/>
       </w:rPr>
@@ -3406,7 +3237,7 @@
         <w:spacing w:before="0" w:after="0" w:line="240" w:lineRule="auto"/>
       </w:pPr>
       <w:rPr>
-        <w:rFonts w:asciiTheme="majorHAnsi" w:eastAsiaTheme="majorEastAsia" w:hAnsiTheme="majorHAnsi" w:cstheme="majorBidi"/>
+        <w:rFonts/>
         <w:b/>
         <w:bCs/>
       </w:rPr>
@@ -3424,14 +3255,14 @@
     </w:tblStylePr>
     <w:tblStylePr w:type="firstCol">
       <w:rPr>
-        <w:rFonts w:asciiTheme="majorHAnsi" w:eastAsiaTheme="majorEastAsia" w:hAnsiTheme="majorHAnsi" w:cstheme="majorBidi"/>
+        <w:rFonts/>
         <w:b/>
         <w:bCs/>
       </w:rPr>
     </w:tblStylePr>
     <w:tblStylePr w:type="lastCol">
       <w:rPr>
-        <w:rFonts w:asciiTheme="majorHAnsi" w:eastAsiaTheme="majorEastAsia" w:hAnsiTheme="majorHAnsi" w:cstheme="majorBidi"/>
+        <w:rFonts/>
         <w:b/>
         <w:bCs/>
       </w:rPr>
@@ -3515,7 +3346,7 @@
         <w:spacing w:before="0" w:after="0" w:line="240" w:lineRule="auto"/>
       </w:pPr>
       <w:rPr>
-        <w:rFonts w:asciiTheme="majorHAnsi" w:eastAsiaTheme="majorEastAsia" w:hAnsiTheme="majorHAnsi" w:cstheme="majorBidi"/>
+        <w:rFonts/>
         <w:b/>
         <w:bCs/>
       </w:rPr>
@@ -3536,7 +3367,7 @@
         <w:spacing w:before="0" w:after="0" w:line="240" w:lineRule="auto"/>
       </w:pPr>
       <w:rPr>
-        <w:rFonts w:asciiTheme="majorHAnsi" w:eastAsiaTheme="majorEastAsia" w:hAnsiTheme="majorHAnsi" w:cstheme="majorBidi"/>
+        <w:rFonts/>
         <w:b/>
         <w:bCs/>
       </w:rPr>
@@ -3554,14 +3385,14 @@
     </w:tblStylePr>
     <w:tblStylePr w:type="firstCol">
       <w:rPr>
-        <w:rFonts w:asciiTheme="majorHAnsi" w:eastAsiaTheme="majorEastAsia" w:hAnsiTheme="majorHAnsi" w:cstheme="majorBidi"/>
+        <w:rFonts/>
         <w:b/>
         <w:bCs/>
       </w:rPr>
     </w:tblStylePr>
     <w:tblStylePr w:type="lastCol">
       <w:rPr>
-        <w:rFonts w:asciiTheme="majorHAnsi" w:eastAsiaTheme="majorEastAsia" w:hAnsiTheme="majorHAnsi" w:cstheme="majorBidi"/>
+        <w:rFonts/>
         <w:b/>
         <w:bCs/>
       </w:rPr>
@@ -3645,7 +3476,7 @@
         <w:spacing w:before="0" w:after="0" w:line="240" w:lineRule="auto"/>
       </w:pPr>
       <w:rPr>
-        <w:rFonts w:asciiTheme="majorHAnsi" w:eastAsiaTheme="majorEastAsia" w:hAnsiTheme="majorHAnsi" w:cstheme="majorBidi"/>
+        <w:rFonts/>
         <w:b/>
         <w:bCs/>
       </w:rPr>
@@ -3666,7 +3497,7 @@
         <w:spacing w:before="0" w:after="0" w:line="240" w:lineRule="auto"/>
       </w:pPr>
       <w:rPr>
-        <w:rFonts w:asciiTheme="majorHAnsi" w:eastAsiaTheme="majorEastAsia" w:hAnsiTheme="majorHAnsi" w:cstheme="majorBidi"/>
+        <w:rFonts/>
         <w:b/>
         <w:bCs/>
       </w:rPr>
@@ -3684,14 +3515,14 @@
     </w:tblStylePr>
     <w:tblStylePr w:type="firstCol">
       <w:rPr>
-        <w:rFonts w:asciiTheme="majorHAnsi" w:eastAsiaTheme="majorEastAsia" w:hAnsiTheme="majorHAnsi" w:cstheme="majorBidi"/>
+        <w:rFonts/>
         <w:b/>
         <w:bCs/>
       </w:rPr>
     </w:tblStylePr>
     <w:tblStylePr w:type="lastCol">
       <w:rPr>
-        <w:rFonts w:asciiTheme="majorHAnsi" w:eastAsiaTheme="majorEastAsia" w:hAnsiTheme="majorHAnsi" w:cstheme="majorBidi"/>
+        <w:rFonts/>
         <w:b/>
         <w:bCs/>
       </w:rPr>
@@ -3775,7 +3606,7 @@
         <w:spacing w:before="0" w:after="0" w:line="240" w:lineRule="auto"/>
       </w:pPr>
       <w:rPr>
-        <w:rFonts w:asciiTheme="majorHAnsi" w:eastAsiaTheme="majorEastAsia" w:hAnsiTheme="majorHAnsi" w:cstheme="majorBidi"/>
+        <w:rFonts/>
         <w:b/>
         <w:bCs/>
       </w:rPr>
@@ -3796,7 +3627,7 @@
         <w:spacing w:before="0" w:after="0" w:line="240" w:lineRule="auto"/>
       </w:pPr>
       <w:rPr>
-        <w:rFonts w:asciiTheme="majorHAnsi" w:eastAsiaTheme="majorEastAsia" w:hAnsiTheme="majorHAnsi" w:cstheme="majorBidi"/>
+        <w:rFonts/>
         <w:b/>
         <w:bCs/>
       </w:rPr>
@@ -3814,14 +3645,14 @@
     </w:tblStylePr>
     <w:tblStylePr w:type="firstCol">
       <w:rPr>
-        <w:rFonts w:asciiTheme="majorHAnsi" w:eastAsiaTheme="majorEastAsia" w:hAnsiTheme="majorHAnsi" w:cstheme="majorBidi"/>
+        <w:rFonts/>
         <w:b/>
         <w:bCs/>
       </w:rPr>
     </w:tblStylePr>
     <w:tblStylePr w:type="lastCol">
       <w:rPr>
-        <w:rFonts w:asciiTheme="majorHAnsi" w:eastAsiaTheme="majorEastAsia" w:hAnsiTheme="majorHAnsi" w:cstheme="majorBidi"/>
+        <w:rFonts/>
         <w:b/>
         <w:bCs/>
       </w:rPr>
@@ -3905,7 +3736,7 @@
         <w:spacing w:before="0" w:after="0" w:line="240" w:lineRule="auto"/>
       </w:pPr>
       <w:rPr>
-        <w:rFonts w:asciiTheme="majorHAnsi" w:eastAsiaTheme="majorEastAsia" w:hAnsiTheme="majorHAnsi" w:cstheme="majorBidi"/>
+        <w:rFonts/>
         <w:b/>
         <w:bCs/>
       </w:rPr>
@@ -3926,7 +3757,7 @@
         <w:spacing w:before="0" w:after="0" w:line="240" w:lineRule="auto"/>
       </w:pPr>
       <w:rPr>
-        <w:rFonts w:asciiTheme="majorHAnsi" w:eastAsiaTheme="majorEastAsia" w:hAnsiTheme="majorHAnsi" w:cstheme="majorBidi"/>
+        <w:rFonts/>
         <w:b/>
         <w:bCs/>
       </w:rPr>
@@ -3944,14 +3775,14 @@
     </w:tblStylePr>
     <w:tblStylePr w:type="firstCol">
       <w:rPr>
-        <w:rFonts w:asciiTheme="majorHAnsi" w:eastAsiaTheme="majorEastAsia" w:hAnsiTheme="majorHAnsi" w:cstheme="majorBidi"/>
+        <w:rFonts/>
         <w:b/>
         <w:bCs/>
       </w:rPr>
     </w:tblStylePr>
     <w:tblStylePr w:type="lastCol">
       <w:rPr>
-        <w:rFonts w:asciiTheme="majorHAnsi" w:eastAsiaTheme="majorEastAsia" w:hAnsiTheme="majorHAnsi" w:cstheme="majorBidi"/>
+        <w:rFonts/>
         <w:b/>
         <w:bCs/>
       </w:rPr>
@@ -4035,7 +3866,7 @@
         <w:spacing w:before="0" w:after="0" w:line="240" w:lineRule="auto"/>
       </w:pPr>
       <w:rPr>
-        <w:rFonts w:asciiTheme="majorHAnsi" w:eastAsiaTheme="majorEastAsia" w:hAnsiTheme="majorHAnsi" w:cstheme="majorBidi"/>
+        <w:rFonts/>
         <w:b/>
         <w:bCs/>
       </w:rPr>
@@ -4056,7 +3887,7 @@
         <w:spacing w:before="0" w:after="0" w:line="240" w:lineRule="auto"/>
       </w:pPr>
       <w:rPr>
-        <w:rFonts w:asciiTheme="majorHAnsi" w:eastAsiaTheme="majorEastAsia" w:hAnsiTheme="majorHAnsi" w:cstheme="majorBidi"/>
+        <w:rFonts/>
         <w:b/>
         <w:bCs/>
       </w:rPr>
@@ -4074,14 +3905,14 @@
     </w:tblStylePr>
     <w:tblStylePr w:type="firstCol">
       <w:rPr>
-        <w:rFonts w:asciiTheme="majorHAnsi" w:eastAsiaTheme="majorEastAsia" w:hAnsiTheme="majorHAnsi" w:cstheme="majorBidi"/>
+        <w:rFonts/>
         <w:b/>
         <w:bCs/>
       </w:rPr>
     </w:tblStylePr>
     <w:tblStylePr w:type="lastCol">
       <w:rPr>
-        <w:rFonts w:asciiTheme="majorHAnsi" w:eastAsiaTheme="majorEastAsia" w:hAnsiTheme="majorHAnsi" w:cstheme="majorBidi"/>
+        <w:rFonts/>
         <w:b/>
         <w:bCs/>
       </w:rPr>
@@ -5946,7 +5777,7 @@
     </w:tblPr>
     <w:tblStylePr w:type="firstRow">
       <w:rPr>
-        <w:rFonts w:asciiTheme="majorHAnsi" w:eastAsiaTheme="majorEastAsia" w:hAnsiTheme="majorHAnsi" w:cstheme="majorBidi"/>
+        <w:rFonts/>
       </w:rPr>
       <w:tblPr/>
       <w:tcPr>
@@ -6030,7 +5861,7 @@
     </w:tblPr>
     <w:tblStylePr w:type="firstRow">
       <w:rPr>
-        <w:rFonts w:asciiTheme="majorHAnsi" w:eastAsiaTheme="majorEastAsia" w:hAnsiTheme="majorHAnsi" w:cstheme="majorBidi"/>
+        <w:rFonts/>
       </w:rPr>
       <w:tblPr/>
       <w:tcPr>
@@ -6114,7 +5945,7 @@
     </w:tblPr>
     <w:tblStylePr w:type="firstRow">
       <w:rPr>
-        <w:rFonts w:asciiTheme="majorHAnsi" w:eastAsiaTheme="majorEastAsia" w:hAnsiTheme="majorHAnsi" w:cstheme="majorBidi"/>
+        <w:rFonts/>
       </w:rPr>
       <w:tblPr/>
       <w:tcPr>
@@ -6198,7 +6029,7 @@
     </w:tblPr>
     <w:tblStylePr w:type="firstRow">
       <w:rPr>
-        <w:rFonts w:asciiTheme="majorHAnsi" w:eastAsiaTheme="majorEastAsia" w:hAnsiTheme="majorHAnsi" w:cstheme="majorBidi"/>
+        <w:rFonts/>
       </w:rPr>
       <w:tblPr/>
       <w:tcPr>
@@ -6282,7 +6113,7 @@
     </w:tblPr>
     <w:tblStylePr w:type="firstRow">
       <w:rPr>
-        <w:rFonts w:asciiTheme="majorHAnsi" w:eastAsiaTheme="majorEastAsia" w:hAnsiTheme="majorHAnsi" w:cstheme="majorBidi"/>
+        <w:rFonts/>
       </w:rPr>
       <w:tblPr/>
       <w:tcPr>
@@ -6366,7 +6197,7 @@
     </w:tblPr>
     <w:tblStylePr w:type="firstRow">
       <w:rPr>
-        <w:rFonts w:asciiTheme="majorHAnsi" w:eastAsiaTheme="majorEastAsia" w:hAnsiTheme="majorHAnsi" w:cstheme="majorBidi"/>
+        <w:rFonts/>
       </w:rPr>
       <w:tblPr/>
       <w:tcPr>
@@ -6450,7 +6281,7 @@
     </w:tblPr>
     <w:tblStylePr w:type="firstRow">
       <w:rPr>
-        <w:rFonts w:asciiTheme="majorHAnsi" w:eastAsiaTheme="majorEastAsia" w:hAnsiTheme="majorHAnsi" w:cstheme="majorBidi"/>
+        <w:rFonts/>
       </w:rPr>
       <w:tblPr/>
       <w:tcPr>
@@ -6515,7 +6346,7 @@
       <w:spacing w:after="0" w:line="240" w:lineRule="auto"/>
     </w:pPr>
     <w:rPr>
-      <w:rFonts w:asciiTheme="majorHAnsi" w:eastAsiaTheme="majorEastAsia" w:hAnsiTheme="majorHAnsi" w:cstheme="majorBidi"/>
+      <w:rFonts/>
       <w:color w:val="000000" w:themeColor="text1"/>
     </w:rPr>
     <w:tblPr>
@@ -6643,7 +6474,7 @@
       <w:spacing w:after="0" w:line="240" w:lineRule="auto"/>
     </w:pPr>
     <w:rPr>
-      <w:rFonts w:asciiTheme="majorHAnsi" w:eastAsiaTheme="majorEastAsia" w:hAnsiTheme="majorHAnsi" w:cstheme="majorBidi"/>
+      <w:rFonts/>
       <w:color w:val="000000" w:themeColor="text1"/>
     </w:rPr>
     <w:tblPr>
@@ -6771,7 +6602,7 @@
       <w:spacing w:after="0" w:line="240" w:lineRule="auto"/>
     </w:pPr>
     <w:rPr>
-      <w:rFonts w:asciiTheme="majorHAnsi" w:eastAsiaTheme="majorEastAsia" w:hAnsiTheme="majorHAnsi" w:cstheme="majorBidi"/>
+      <w:rFonts/>
       <w:color w:val="000000" w:themeColor="text1"/>
     </w:rPr>
     <w:tblPr>
@@ -6899,7 +6730,7 @@
       <w:spacing w:after="0" w:line="240" w:lineRule="auto"/>
     </w:pPr>
     <w:rPr>
-      <w:rFonts w:asciiTheme="majorHAnsi" w:eastAsiaTheme="majorEastAsia" w:hAnsiTheme="majorHAnsi" w:cstheme="majorBidi"/>
+      <w:rFonts/>
       <w:color w:val="000000" w:themeColor="text1"/>
     </w:rPr>
     <w:tblPr>
@@ -7027,7 +6858,7 @@
       <w:spacing w:after="0" w:line="240" w:lineRule="auto"/>
     </w:pPr>
     <w:rPr>
-      <w:rFonts w:asciiTheme="majorHAnsi" w:eastAsiaTheme="majorEastAsia" w:hAnsiTheme="majorHAnsi" w:cstheme="majorBidi"/>
+      <w:rFonts/>
       <w:color w:val="000000" w:themeColor="text1"/>
     </w:rPr>
     <w:tblPr>
@@ -7155,7 +6986,7 @@
       <w:spacing w:after="0" w:line="240" w:lineRule="auto"/>
     </w:pPr>
     <w:rPr>
-      <w:rFonts w:asciiTheme="majorHAnsi" w:eastAsiaTheme="majorEastAsia" w:hAnsiTheme="majorHAnsi" w:cstheme="majorBidi"/>
+      <w:rFonts/>
       <w:color w:val="000000" w:themeColor="text1"/>
     </w:rPr>
     <w:tblPr>
@@ -7283,7 +7114,7 @@
       <w:spacing w:after="0" w:line="240" w:lineRule="auto"/>
     </w:pPr>
     <w:rPr>
-      <w:rFonts w:asciiTheme="majorHAnsi" w:eastAsiaTheme="majorEastAsia" w:hAnsiTheme="majorHAnsi" w:cstheme="majorBidi"/>
+      <w:rFonts/>
       <w:color w:val="000000" w:themeColor="text1"/>
     </w:rPr>
     <w:tblPr>
@@ -7922,7 +7753,7 @@
       <w:spacing w:after="0" w:line="240" w:lineRule="auto"/>
     </w:pPr>
     <w:rPr>
-      <w:rFonts w:asciiTheme="majorHAnsi" w:eastAsiaTheme="majorEastAsia" w:hAnsiTheme="majorHAnsi" w:cstheme="majorBidi"/>
+      <w:rFonts/>
       <w:color w:val="000000" w:themeColor="text1"/>
     </w:rPr>
     <w:tblPr>
@@ -8047,7 +7878,7 @@
       <w:spacing w:after="0" w:line="240" w:lineRule="auto"/>
     </w:pPr>
     <w:rPr>
-      <w:rFonts w:asciiTheme="majorHAnsi" w:eastAsiaTheme="majorEastAsia" w:hAnsiTheme="majorHAnsi" w:cstheme="majorBidi"/>
+      <w:rFonts/>
       <w:color w:val="000000" w:themeColor="text1"/>
     </w:rPr>
     <w:tblPr>
@@ -8172,7 +8003,7 @@
       <w:spacing w:after="0" w:line="240" w:lineRule="auto"/>
     </w:pPr>
     <w:rPr>
-      <w:rFonts w:asciiTheme="majorHAnsi" w:eastAsiaTheme="majorEastAsia" w:hAnsiTheme="majorHAnsi" w:cstheme="majorBidi"/>
+      <w:rFonts/>
       <w:color w:val="000000" w:themeColor="text1"/>
     </w:rPr>
     <w:tblPr>
@@ -8297,7 +8128,7 @@
       <w:spacing w:after="0" w:line="240" w:lineRule="auto"/>
     </w:pPr>
     <w:rPr>
-      <w:rFonts w:asciiTheme="majorHAnsi" w:eastAsiaTheme="majorEastAsia" w:hAnsiTheme="majorHAnsi" w:cstheme="majorBidi"/>
+      <w:rFonts/>
       <w:color w:val="000000" w:themeColor="text1"/>
     </w:rPr>
     <w:tblPr>
@@ -8422,7 +8253,7 @@
       <w:spacing w:after="0" w:line="240" w:lineRule="auto"/>
     </w:pPr>
     <w:rPr>
-      <w:rFonts w:asciiTheme="majorHAnsi" w:eastAsiaTheme="majorEastAsia" w:hAnsiTheme="majorHAnsi" w:cstheme="majorBidi"/>
+      <w:rFonts/>
       <w:color w:val="000000" w:themeColor="text1"/>
     </w:rPr>
     <w:tblPr>
@@ -8547,7 +8378,7 @@
       <w:spacing w:after="0" w:line="240" w:lineRule="auto"/>
     </w:pPr>
     <w:rPr>
-      <w:rFonts w:asciiTheme="majorHAnsi" w:eastAsiaTheme="majorEastAsia" w:hAnsiTheme="majorHAnsi" w:cstheme="majorBidi"/>
+      <w:rFonts/>
       <w:color w:val="000000" w:themeColor="text1"/>
     </w:rPr>
     <w:tblPr>
@@ -8672,7 +8503,7 @@
       <w:spacing w:after="0" w:line="240" w:lineRule="auto"/>
     </w:pPr>
     <w:rPr>
-      <w:rFonts w:asciiTheme="majorHAnsi" w:eastAsiaTheme="majorEastAsia" w:hAnsiTheme="majorHAnsi" w:cstheme="majorBidi"/>
+      <w:rFonts/>
       <w:color w:val="000000" w:themeColor="text1"/>
     </w:rPr>
     <w:tblPr>

--- a/az/discovery-articles/5.10 Alüminium istehsalı.docx
+++ b/az/discovery-articles/5.10 Alüminium istehsalı.docx
@@ -120,7 +120,7 @@
         <w:widowControl/>
       </w:pPr>
       <w:r>
-        <w:t>Kim kəşf edib və ya yaradıb</w:t>
+        <w:t xml:space="preserve">Kim yaradıb</w:t>
       </w:r>
     </w:p>
     <w:p>
@@ -217,7 +217,7 @@
         <w:rPr>
           <w:sz w:val="20"/>
         </w:rPr>
-        <w:t>C Qurumların materialları və ensiklopedik mənbələr</w:t>
+        <w:t>Qurumların materialları və ensiklopedik mənbələr</w:t>
       </w:r>
     </w:p>
     <w:p>
@@ -301,7 +301,7 @@
         <w:rPr>
           <w:sz w:val="20"/>
         </w:rPr>
-        <w:t>H Peşə birlikləri və standartlaşdırma qurumları</w:t>
+        <w:t>Peşə birlikləri və standartlaşdırma qurumları</w:t>
       </w:r>
     </w:p>
     <w:p>
